--- a/packages/document-engine/templates/fire/1.6_fire_decision_instructions.docx
+++ b/packages/document-engine/templates/fire/1.6_fire_decision_instructions.docx
@@ -397,7 +397,7 @@
           <w:lang w:val="ro-RO"/>
         </w:rPr>
         <w:tab/>
-        <w:t>{{name}} ({{activityRunOn}});</w:t>
+        <w:t xml:space="preserve">{{name}} ({{activityRunOn}}){{#$last}}.{{/$last}}{{^$last}};{{/$last}}</w:t>
       </w:r>
     </w:p>
     <w:p>
@@ -832,7 +832,7 @@
           <w:szCs w:val="20"/>
           <w:lang w:val="ro-RO"/>
         </w:rPr>
-        <w:t>Șefii locurilor de muncă care elaborează instrucțiunile de apărare împotriva incendiilor sunt conducătorii locurilor de muncă desemnați prin Decizia nr. {{fire.decisionNumbers.organization}}:</w:t>
+        <w:t xml:space="preserve">Instrucțiunile se elaborează de conducătorii locurilor de muncă desemnați prin Decizia nr. {{fire.decisionNumbers.organization}}:</w:t>
       </w:r>
     </w:p>
     <w:p>
@@ -927,7 +927,7 @@
           <w:lang w:val="ro-RO"/>
         </w:rPr>
         <w:tab/>
-        <w:t>{{name}}, având funcția de {{jobTitleRunOn}}, pentru {{#workplaceName}}locul de muncă {{workplaceName}}{{/workplaceName}}{{^workplaceName}}fiecare loc de muncă{{/workplaceName}};</w:t>
+        <w:t xml:space="preserve">{{name}}, având funcția de {{jobTitleRunOn}}, pentru {{#workplaceName}}locul de muncă {{workplaceName}}{{/workplaceName}}{{^workplaceName}}fiecare loc de muncă{{/workplaceName}}{{#$last}}.{{/$last}}{{^$last}};{{/$last}}</w:t>
       </w:r>
     </w:p>
     <w:p>
@@ -1047,7 +1047,7 @@
           <w:szCs w:val="20"/>
           <w:lang w:val="ro-RO"/>
         </w:rPr>
-        <w:t>Instrucțiunile de apărare împotriva incendiilor se afișează la fiecare loc de muncă. Instrucțiunile fiecărui loc de muncă sunt cele din anexa prezentei decizii.</w:t>
+        <w:t xml:space="preserve">Instrucțiunile de apărare împotriva incendiilor se afișează la fiecare loc de muncă. Instrucțiunile fiecărui loc de muncă sunt cele din anexa la prezenta decizie.</w:t>
       </w:r>
     </w:p>
     <w:p>
@@ -1752,7 +1752,7 @@
           <w:szCs w:val="20"/>
           <w:lang w:val="ro-RO"/>
         </w:rPr>
-        <w:t>Fiecare șef de loc de muncă nominalizat în prezenta decizie are obligația ca, în termen de 30 de zile de la comunicare, să supună verificării cadrului tehnic cu atribuții de apărare împotriva incendiilor instrucțiunile de apărare împotriva incendiilor și sarcinile ce revin personalului de la locul de muncă pe care îl conduce, cuprinse în anexa la prezenta decizie.</w:t>
+        <w:t xml:space="preserve">Conducătorii locurilor de muncă nominalizați în prezenta decizie supun verificării cadrului tehnic orice modificare a instrucțiunilor de apărare împotriva incendiilor și a sarcinilor ce revin personalului de la locul de muncă pe care îl conduc, cuprinse în anexa la prezenta decizie.</w:t>
       </w:r>
     </w:p>
     <w:p>
@@ -2891,6 +2891,37 @@
     <w:p>
       <w:pPr>
         <w:pStyle w:val="Normal"/>
+        <w:keepNext w:val="true"/>
+        <w:pageBreakBefore w:val="false"/>
+        <w:widowControl/>
+        <w:numPr>
+          <w:ilvl w:val="0"/>
+          <w:numId w:val="0"/>
+        </w:numPr>
+        <w:spacing w:before="0" w:after="0"/>
+        <w:ind w:hanging="0" w:left="0"/>
+        <w:jc w:val="center"/>
+        <w:rPr/>
+      </w:pPr>
+      <w:r>
+        <w:rPr>
+          <w:rStyle w:val="text1"/>
+          <w:rFonts w:eastAsia="Arial" w:cs="Arial" w:ascii="Arial" w:hAnsi="Arial"/>
+          <w:b/>
+          <w:i w:val="false"/>
+          <w:color w:val="auto"/>
+          <w:spacing w:val="0"/>
+          <w:w w:val="100"/>
+          <w:sz w:val="20"/>
+          <w:szCs w:val="20"/>
+          <w:lang w:val="ro-RO"/>
+        </w:rPr>
+        <w:t>ANEXA</w:t>
+      </w:r>
+    </w:p>
+    <w:p>
+      <w:pPr>
+        <w:pStyle w:val="Normal"/>
         <w:keepNext w:val="false"/>
         <w:pageBreakBefore w:val="false"/>
         <w:widowControl/>
@@ -2916,7 +2947,7 @@
           <w:szCs w:val="20"/>
           <w:lang w:val="ro-RO"/>
         </w:rPr>
-        <w:t>Anexă la Decizia nr. {{fire.decisionNumbers.instructions}} din {{issueDate}}</w:t>
+        <w:t>la Decizia nr. {{fire.decisionNumbers.instructions}} din {{issueDate}}</w:t>
       </w:r>
     </w:p>
     <w:p>
@@ -5273,7 +5304,7 @@
           <w:szCs w:val="20"/>
           <w:lang w:val="ro-RO"/>
         </w:rPr>
-        <w:t>Pentru îndeplinirea atribuțiilor, conform OMAI 163/2007 – art. 6, administratorul desemnează persoane sau încheie contracte de prestări servicii cu persoane fizice sau juridice atestate conform legii.</w:t>
+        <w:t xml:space="preserve">Pentru îndeplinirea atribuțiilor, conform OMAI 163/2007 – art. 6, administratorul desemnează persoane sau încheie contracte de prestări de servicii cu persoane fizice sau juridice atestate conform legii.</w:t>
       </w:r>
     </w:p>
     <w:p>
@@ -5304,7 +5335,7 @@
           <w:szCs w:val="20"/>
           <w:lang w:val="ro-RO"/>
         </w:rPr>
-        <w:t>Administratorul răspunde de activitatea de prevenire și stingere a incendiilor și o conduce prin structurile subordonate.</w:t>
+        <w:t xml:space="preserve">Administratorul răspunde de activitatea de apărare împotriva incendiilor și o conduce prin structurile subordonate.</w:t>
       </w:r>
     </w:p>
     <w:p>
@@ -5335,7 +5366,7 @@
           <w:szCs w:val="20"/>
           <w:lang w:val="ro-RO"/>
         </w:rPr>
-        <w:t>II. Obligațiile șefilor locurilor de muncă</w:t>
+        <w:t xml:space="preserve">II. Obligațiile conducătorilor locurilor de muncă</w:t>
       </w:r>
     </w:p>
     <w:p>
@@ -5366,7 +5397,7 @@
           <w:szCs w:val="20"/>
           <w:lang w:val="ro-RO"/>
         </w:rPr>
-        <w:t>Șefii locurilor de muncă au următoarele atribuții:</w:t>
+        <w:t xml:space="preserve">Conducătorii locurilor de muncă au următoarele atribuții:</w:t>
       </w:r>
     </w:p>
     <w:p>
@@ -5820,7 +5851,7 @@
           <w:lang w:val="ro-RO"/>
         </w:rPr>
         <w:tab/>
-        <w:t>verificarea fișelor de instruire, ca acestea să fie completate corect, cu toate datele din formular, data instruirii și testele efectuate;</w:t>
+        <w:t xml:space="preserve">verificarea fișelor individuale de instructaj, ca acestea să fie completate corect, cu toate datele din formular, data instruirii și testele efectuate;</w:t>
       </w:r>
     </w:p>
     <w:p>
@@ -5961,7 +5992,7 @@
           <w:lang w:val="ro-RO"/>
         </w:rPr>
         <w:tab/>
-        <w:t>semnarea fișei de instruire la rubrica „persoana care a instruit”;</w:t>
+        <w:t xml:space="preserve">semnarea fișei individuale de instructaj la rubrica „persoana care a instruit”;</w:t>
       </w:r>
     </w:p>
     <w:p>
@@ -6008,7 +6039,7 @@
           <w:lang w:val="ro-RO"/>
         </w:rPr>
         <w:tab/>
-        <w:t>verificarea semnării de către angajat a fișei de instruire la rubrica „persoana instruită”.</w:t>
+        <w:t xml:space="preserve">verificarea semnării de către angajat a fișei individuale de instructaj la rubrica „persoana instruită”.</w:t>
       </w:r>
     </w:p>
     <w:p>
@@ -6978,7 +7009,7 @@
           <w:lang w:val="ro-RO"/>
         </w:rPr>
         <w:tab/>
-        <w:t>întocmirea și transmiterea la sediu a notelor de control privind:</w:t>
+        <w:t xml:space="preserve">alte atribuții specifice:</w:t>
       </w:r>
     </w:p>
     <w:p>
@@ -7917,7 +7948,7 @@
           <w:szCs w:val="20"/>
           <w:lang w:val="ro-RO"/>
         </w:rPr>
-        <w:t>Pentru organizarea apărării împotriva incendiilor la locul de muncă, șefii locurilor de muncă au următoarele responsabilități:</w:t>
+        <w:t xml:space="preserve">Pentru organizarea apărării împotriva incendiilor la locul de muncă, conducătorii locurilor de muncă au următoarele responsabilități:</w:t>
       </w:r>
     </w:p>
     <w:p>
@@ -8340,7 +8371,7 @@
           <w:lang w:val="ro-RO"/>
         </w:rPr>
         <w:tab/>
-        <w:t>componența echipei de salvare-evacuare, pe schimburi și pe zile de lucru;</w:t>
+        <w:t xml:space="preserve">componența echipei de primă intervenție, pe schimburi și pe zile de lucru;</w:t>
       </w:r>
     </w:p>
     <w:p>
@@ -10834,7 +10865,7 @@
           <w:lang w:val="ro-RO"/>
         </w:rPr>
         <w:tab/>
-        <w:t>{{kindLabel}}{{#description}} ({{description}}){{/description}};</w:t>
+        <w:t xml:space="preserve">{{kindLabel}}{{#description}} ({{description}}){{/description}}{{^$last}};{{/$last}}{{#$last}}{{#extinguishers}}{{#$last}};{{/$last}}{{/extinguishers}}{{^extinguishers}}{{#otherEquipment}}{{#$last}};{{/$last}}{{/otherEquipment}}{{^otherEquipment}}.{{/otherEquipment}}{{/extinguishers}}{{/$last}}</w:t>
       </w:r>
     </w:p>
     <w:p>
@@ -10943,7 +10974,7 @@
           <w:lang w:val="ro-RO"/>
         </w:rPr>
         <w:tab/>
-        <w:t>Stingător tip {{code}} – {{agentLabel}}, {{capacityLabel}}{{#wheeled}}, carosabil{{/wheeled}}: {{count}} buc.;</w:t>
+        <w:t xml:space="preserve">Stingător tip {{code}} – {{agentLabel}}, {{capacityLabel}}{{#wheeled}}, carosabil{{/wheeled}}: {{count}} buc.{{^$last}};{{/$last}}{{#$last}}{{#otherEquipment}}{{#$last}};{{/$last}}{{/otherEquipment}}{{^otherEquipment}}.{{/otherEquipment}}{{/$last}}</w:t>
       </w:r>
     </w:p>
     <w:p>
@@ -11052,7 +11083,7 @@
           <w:lang w:val="ro-RO"/>
         </w:rPr>
         <w:tab/>
-        <w:t>{{kindLabel}}: {{count}} buc.;</w:t>
+        <w:t xml:space="preserve">{{kindLabel}}: {{count}} buc.{{#$last}}.{{/$last}}{{^$last}};{{/$last}}</w:t>
       </w:r>
     </w:p>
     <w:p>
@@ -12803,7 +12834,7 @@
           <w:szCs w:val="20"/>
           <w:lang w:val="ro-RO"/>
         </w:rPr>
-        <w:t>Se interzice folosirea focului deschis și a încălzirii cu surse cu foc deschis (reșouri, radiatoare etc.).</w:t>
+        <w:t xml:space="preserve">În afara lucrărilor autorizate prin permis de lucru cu foc, se interzice folosirea focului deschis și a aparatelor de încălzit cu flacără deschisă.</w:t>
       </w:r>
     </w:p>
     <w:p>
@@ -13956,7 +13987,7 @@
           <w:lang w:val="ro-RO"/>
         </w:rPr>
         <w:tab/>
-        <w:t>maculatura de birotică;</w:t>
+        <w:t xml:space="preserve">hârtia uzată;</w:t>
       </w:r>
     </w:p>
     <w:p>
@@ -14972,54 +15003,7 @@
           <w:szCs w:val="20"/>
           <w:lang w:val="ro-RO"/>
         </w:rPr>
-        <w:t>Este obligatorie cunoașterea de către fiecare angajat a următoarelor reguli referitoare la evacuarea persoanelor:</w:t>
-      </w:r>
-    </w:p>
-    <w:p>
-      <w:pPr>
-        <w:pStyle w:val="Normal"/>
-        <w:keepNext w:val="false"/>
-        <w:pageBreakBefore w:val="false"/>
-        <w:widowControl/>
-        <w:numPr>
-          <w:ilvl w:val="0"/>
-          <w:numId w:val="0"/>
-        </w:numPr>
-        <w:spacing w:before="0" w:after="40"/>
-        <w:ind w:hanging="360" w:left="720"/>
-        <w:jc w:val="left"/>
-        <w:rPr/>
-      </w:pPr>
-      <w:r>
-        <w:rPr>
-          <w:rStyle w:val="text1"/>
-          <w:rFonts w:eastAsia="Arial" w:cs="Arial" w:ascii="Arial" w:hAnsi="Arial"/>
-          <w:b w:val="false"/>
-          <w:i w:val="false"/>
-          <w:color w:val="auto"/>
-          <w:spacing w:val="0"/>
-          <w:w w:val="100"/>
-          <w:sz w:val="20"/>
-          <w:szCs w:val="20"/>
-          <w:lang w:val="ro-RO"/>
-        </w:rPr>
-        <w:t>–</w:t>
-      </w:r>
-      <w:r>
-        <w:rPr>
-          <w:rStyle w:val="text1"/>
-          <w:rFonts w:eastAsia="Arial" w:cs="Arial" w:ascii="Arial" w:hAnsi="Arial"/>
-          <w:b w:val="false"/>
-          <w:i w:val="false"/>
-          <w:color w:val="auto"/>
-          <w:spacing w:val="0"/>
-          <w:w w:val="100"/>
-          <w:sz w:val="20"/>
-          <w:szCs w:val="20"/>
-          <w:lang w:val="ro-RO"/>
-        </w:rPr>
-        <w:tab/>
-        <w:t>cunoașterea planului de evacuare aprobat;</w:t>
+        <w:t xml:space="preserve">Fiecare angajat trebuie să cunoască planul de evacuare aprobat. Se asigură:</w:t>
       </w:r>
     </w:p>
     <w:p>
@@ -16020,7 +16004,7 @@
           <w:lang w:val="ro-RO"/>
         </w:rPr>
         <w:tab/>
-        <w:t>deschideți ferestrele pentru evacuarea fumului și căutați copiii în firide, sub obstacole (ei se ascund de frică), iar adulții, la uși, la ferestre și în încăperile necuprinse de flăcări.</w:t>
+        <w:t xml:space="preserve">deschideți ferestrele pentru evacuarea fumului și căutați persoanele rămase la uși, la ferestre și în încăperile necuprinse de flăcări.</w:t>
       </w:r>
     </w:p>
     <w:p>
